--- a/dss_revision/submission/2_highlights.docx
+++ b/dss_revision/submission/2_highlights.docx
@@ -49,16 +49,6 @@
       <w:r>
         <w:t>Conclusions are unchanged when a rule-based oracle is replaced by LLM ratings</w:t>
       </w:r>
-    </w:p>
-    <w:p>
-      <w:r/>
-      <w:r>
-        <w:rPr>
-          <w:highlight w:val="yellow"/>
-        </w:rPr>
-        <w:t>[Check the Guide for Authors for the number of bullets and the character limit per bullet (each line above is under 85 characters).]</w:t>
-      </w:r>
-      <w:r/>
     </w:p>
     <w:sectPr>
       <w:pgSz w:w="12240" w:h="15840"/>
